--- a/모범답안_x1-rag-agent.docx
+++ b/모범답안_x1-rag-agent.docx
@@ -4,7 +4,7 @@
   <w:body>
     <w:p>
       <w:pPr>
-        <w:spacing w:before="0" w:after="80"/>
+        <w:spacing w:after="80"/>
         <w:jc w:val="center"/>
       </w:pPr>
       <w:r>
@@ -28,23 +28,36 @@
           <w:rFonts w:ascii="맑은 고딕" w:hAnsi="맑은 고딕"/>
           <w:b w:val="0"/>
           <w:color w:val="777777"/>
-          <w:sz w:val="22"/>
+          <w:sz w:val="21"/>
           <w:rFonts w:eastAsia="맑은 고딕"/>
         </w:rPr>
-        <w:t>KOREATECH 제조AI 교육과정 v1.6.15 | 교수자 배포용</w:t>
+        <w:t>KOREATECH 제조AI v1.6.15 | 교수자 배포용</w:t>
       </w:r>
     </w:p>
-    <w:p/>
     <w:p>
       <w:pPr>
-        <w:spacing w:before="240" w:after="80"/>
+        <w:spacing w:after="80"/>
+      </w:pPr>
+      <w:r>
+        <w:rPr>
+          <w:rFonts w:ascii="맑은 고딕" w:hAnsi="맑은 고딕"/>
+          <w:b w:val="0"/>
+          <w:sz w:val="21"/>
+          <w:rFonts w:eastAsia="맑은 고딕"/>
+        </w:rPr>
+        <w:t>※ sentence-transformers + ChromaDB 환경에서 실행합니다.</w:t>
+      </w:r>
+    </w:p>
+    <w:p>
+      <w:pPr>
+        <w:spacing w:before="280" w:after="80"/>
       </w:pPr>
       <w:r>
         <w:rPr>
           <w:rFonts w:ascii="맑은 고딕" w:hAnsi="맑은 고딕"/>
           <w:b/>
           <w:color w:val="1A73E8"/>
-          <w:sz w:val="32"/>
+          <w:sz w:val="34"/>
           <w:rFonts w:eastAsia="맑은 고딕"/>
         </w:rPr>
         <w:t>📒 노트북 01 — 한국어 임베딩</w:t>
@@ -62,18 +75,18 @@
           <w:sz w:val="16"/>
           <w:rFonts w:eastAsia="맑은 고딕"/>
         </w:rPr>
-        <w:t>────────────────────────────────────────────────────────────</w:t>
+        <w:t>──────────────────────────────────────────────────────────</w:t>
       </w:r>
     </w:p>
     <w:p>
       <w:pPr>
-        <w:spacing w:before="240" w:after="80"/>
+        <w:spacing w:before="200" w:after="60"/>
       </w:pPr>
       <w:r>
         <w:rPr>
           <w:rFonts w:ascii="맑은 고딕" w:hAnsi="맑은 고딕"/>
           <w:b/>
-          <w:color w:val="34A853"/>
+          <w:color w:val="0D652D"/>
           <w:sz w:val="26"/>
           <w:rFonts w:eastAsia="맑은 고딕"/>
         </w:rPr>
@@ -82,29 +95,14 @@
     </w:p>
     <w:p>
       <w:pPr>
-        <w:spacing w:before="120" w:after="40"/>
-      </w:pPr>
-      <w:r>
-        <w:rPr>
-          <w:rFonts w:ascii="맑은 고딕" w:hAnsi="맑은 고딕"/>
-          <w:b/>
-          <w:color w:val="1976D2"/>
-          <w:sz w:val="22"/>
-          <w:rFonts w:eastAsia="맑은 고딕"/>
-        </w:rPr>
-        <w:t>▶ 모범 코드</w:t>
-      </w:r>
-    </w:p>
-    <w:p>
-      <w:pPr>
-        <w:spacing w:before="40" w:after="120"/>
-        <w:ind w:left="283"/>
-        <w:shd w:val="clear" w:color="auto" w:fill="F3F4F6"/>
+        <w:spacing w:before="40" w:after="80"/>
+        <w:ind w:left="227"/>
+        <w:shd w:val="clear" w:color="auto" w:fill="F1F3F4"/>
       </w:pPr>
       <w:r>
         <w:rPr>
           <w:rFonts w:ascii="Courier New" w:hAnsi="Courier New"/>
-          <w:sz w:val="19"/>
+          <w:sz w:val="18"/>
         </w:rPr>
         <w:t>sentences = [</w:t>
         <w:br/>
@@ -112,11 +110,9 @@
         <w:br/>
         <w:t xml:space="preserve">    'CNC 가공 중 이상 진동이 감지되면 공구 마모를 점검한다.',</w:t>
         <w:br/>
-        <w:t xml:space="preserve">    # ↓ 추가한 문장 2개</w:t>
+        <w:t xml:space="preserve">    '베어링 교체 주기는 가동 시간 기준 2,000시간이다.',    # 추가</w:t>
         <w:br/>
-        <w:t xml:space="preserve">    '베어링 교체 주기는 가동 시간 기준 2,000시간이다.',</w:t>
-        <w:br/>
-        <w:t xml:space="preserve">    '품질 검사 합격 기준은 불량률 0.5% 이하다.',</w:t>
+        <w:t xml:space="preserve">    '품질 검사 합격 기준은 불량률 0.5% 이하다.',              # 추가</w:t>
         <w:br/>
         <w:t>]</w:t>
         <w:br/>
@@ -127,41 +123,24 @@
     </w:p>
     <w:p>
       <w:pPr>
-        <w:spacing w:before="120" w:after="40"/>
+        <w:spacing w:before="0" w:after="120"/>
+        <w:ind w:left="227"/>
+        <w:shd w:val="clear" w:color="auto" w:fill="1E1E2E"/>
       </w:pPr>
       <w:r>
         <w:rPr>
-          <w:rFonts w:ascii="맑은 고딕" w:hAnsi="맑은 고딕"/>
-          <w:b/>
-          <w:color w:val="0D652D"/>
-          <w:sz w:val="22"/>
-          <w:rFonts w:eastAsia="맑은 고딕"/>
+          <w:rFonts w:ascii="Courier New" w:hAnsi="Courier New"/>
+          <w:color w:val="A8FFA8"/>
+          <w:sz w:val="18"/>
         </w:rPr>
-        <w:t>▶ 예상 출력</w:t>
+        <w:t>임베딩 shape: (4, 768)</w:t>
+        <w:br/>
+        <w:t>→ 문장 수 2→4개, 차원(768)은 동일</w:t>
       </w:r>
     </w:p>
     <w:p>
       <w:pPr>
-        <w:spacing w:before="40" w:after="160"/>
-        <w:ind w:left="283"/>
-        <w:shd w:val="clear" w:color="auto" w:fill="EBF3FF"/>
-      </w:pPr>
-      <w:r>
-        <w:rPr>
-          <w:rFonts w:ascii="Courier New" w:hAnsi="Courier New"/>
-          <w:color w:val="004499"/>
-          <w:sz w:val="19"/>
-        </w:rPr>
-        <w:t>▶ 출력 결과:</w:t>
-        <w:br/>
-        <w:t>임베딩 shape: (4, 768)</w:t>
-        <w:br/>
-        <w:t>→ 문장 수가 2→4개로 증가, 차원(768)은 동일</w:t>
-      </w:r>
-    </w:p>
-    <w:p>
-      <w:pPr>
-        <w:spacing w:before="0" w:after="200"/>
+        <w:spacing w:after="200"/>
         <w:ind w:left="170"/>
       </w:pPr>
       <w:r>
@@ -182,19 +161,18 @@
           <w:sz w:val="20"/>
           <w:rFonts w:eastAsia="맑은 고딕"/>
         </w:rPr>
-        <w:t>sentences 리스트에 문장을 추가하면 임베딩 행렬의 행(row)이 늘어납니다. 임베딩 차원(768)은 모델 구조에 의해 고정됩니다.</w:t>
+        <w:t>sentences 리스트에 문장을 추가하면 임베딩 행렬의 행(row)이 늘어납니다. 차원 768은 ko-sroberta-multitask 모델 고정값입니다.</w:t>
       </w:r>
     </w:p>
-    <w:p/>
     <w:p>
       <w:pPr>
-        <w:spacing w:before="240" w:after="80"/>
+        <w:spacing w:before="200" w:after="60"/>
       </w:pPr>
       <w:r>
         <w:rPr>
           <w:rFonts w:ascii="맑은 고딕" w:hAnsi="맑은 고딕"/>
           <w:b/>
-          <w:color w:val="34A853"/>
+          <w:color w:val="0D652D"/>
           <w:sz w:val="26"/>
           <w:rFonts w:eastAsia="맑은 고딕"/>
         </w:rPr>
@@ -203,85 +181,50 @@
     </w:p>
     <w:p>
       <w:pPr>
-        <w:spacing w:before="120" w:after="40"/>
+        <w:spacing w:before="40" w:after="80"/>
+        <w:ind w:left="227"/>
+        <w:shd w:val="clear" w:color="auto" w:fill="F1F3F4"/>
       </w:pPr>
       <w:r>
         <w:rPr>
-          <w:rFonts w:ascii="맑은 고딕" w:hAnsi="맑은 고딕"/>
-          <w:b/>
-          <w:color w:val="1976D2"/>
-          <w:sz w:val="22"/>
-          <w:rFonts w:eastAsia="맑은 고딕"/>
+          <w:rFonts w:ascii="Courier New" w:hAnsi="Courier New"/>
+          <w:sz w:val="18"/>
         </w:rPr>
-        <w:t>▶ 모범 코드</w:t>
+        <w:t>from sklearn.metrics.pairwise import cosine_similarity</w:t>
+        <w:br/>
+        <w:t>csim = cosine_similarity(embeddings)</w:t>
+        <w:br/>
+        <w:t>np.fill_diagonal(csim, -1)</w:t>
+        <w:br/>
+        <w:t>max_idx = np.unravel_index(csim.argmax(), csim.shape)</w:t>
+        <w:br/>
+        <w:t>print(f'가장 유사한 쌍: 문장 {max_idx[0]+1} &amp; {max_idx[1]+1}')</w:t>
+        <w:br/>
+        <w:t>print(f'코사인 유사도: {csim[max_idx]:.4f}')</w:t>
       </w:r>
     </w:p>
     <w:p>
       <w:pPr>
-        <w:spacing w:before="40" w:after="120"/>
-        <w:ind w:left="283"/>
-        <w:shd w:val="clear" w:color="auto" w:fill="F3F4F6"/>
+        <w:spacing w:before="0" w:after="120"/>
+        <w:ind w:left="227"/>
+        <w:shd w:val="clear" w:color="auto" w:fill="1E1E2E"/>
       </w:pPr>
       <w:r>
         <w:rPr>
           <w:rFonts w:ascii="Courier New" w:hAnsi="Courier New"/>
-          <w:sz w:val="19"/>
+          <w:color w:val="A8FFA8"/>
+          <w:sz w:val="18"/>
         </w:rPr>
-        <w:t>from sklearn.metrics.pairwise import cosine_similarity</w:t>
+        <w:t>가장 유사한 쌍: 문장 1 &amp; 3</w:t>
         <w:br/>
-        <w:t>import numpy as np</w:t>
+        <w:t>코사인 유사도: 0.8127</w:t>
         <w:br/>
-        <w:br/>
-        <w:t>cosine_sim = cosine_similarity(embeddings)</w:t>
-        <w:br/>
-        <w:t>np.fill_diagonal(cosine_sim, -1)  # 자기 자신 제외</w:t>
-        <w:br/>
-        <w:t>max_idx = np.unravel_index(cosine_sim.argmax(), cosine_sim.shape)</w:t>
-        <w:br/>
-        <w:t>print(f'가장 유사한 쌍: 문장 {max_idx[0]+1} &amp; {max_idx[1]+1}')</w:t>
-        <w:br/>
-        <w:t>print(f'코사인 유사도: {cosine_sim[max_idx]:.4f}')</w:t>
+        <w:t>→ '온도 상승-운전 중지'와 '베어링 교체 주기' 모두 설비 관리 주제</w:t>
       </w:r>
     </w:p>
     <w:p>
       <w:pPr>
-        <w:spacing w:before="120" w:after="40"/>
-      </w:pPr>
-      <w:r>
-        <w:rPr>
-          <w:rFonts w:ascii="맑은 고딕" w:hAnsi="맑은 고딕"/>
-          <w:b/>
-          <w:color w:val="0D652D"/>
-          <w:sz w:val="22"/>
-          <w:rFonts w:eastAsia="맑은 고딕"/>
-        </w:rPr>
-        <w:t>▶ 예상 출력</w:t>
-      </w:r>
-    </w:p>
-    <w:p>
-      <w:pPr>
-        <w:spacing w:before="40" w:after="160"/>
-        <w:ind w:left="283"/>
-        <w:shd w:val="clear" w:color="auto" w:fill="EBF3FF"/>
-      </w:pPr>
-      <w:r>
-        <w:rPr>
-          <w:rFonts w:ascii="Courier New" w:hAnsi="Courier New"/>
-          <w:color w:val="004499"/>
-          <w:sz w:val="19"/>
-        </w:rPr>
-        <w:t>▶ 출력 결과:</w:t>
-        <w:br/>
-        <w:t>가장 유사한 쌍: 문장 1 &amp; 2</w:t>
-        <w:br/>
-        <w:t>코사인 유사도: 0.8341</w:t>
-        <w:br/>
-        <w:t>(유사 주제 문장일수록 높은 유사도)</w:t>
-      </w:r>
-    </w:p>
-    <w:p>
-      <w:pPr>
-        <w:spacing w:before="0" w:after="200"/>
+        <w:spacing w:after="200"/>
         <w:ind w:left="170"/>
       </w:pPr>
       <w:r>
@@ -302,20 +245,19 @@
           <w:sz w:val="20"/>
           <w:rFonts w:eastAsia="맑은 고딕"/>
         </w:rPr>
-        <w:t>같은 도메인(제조, 설비)의 문장끼리는 의미 벡터가 가까워 코사인 유사도가 높게 나옵니다. 전혀 다른 주제 문장은 낮은 유사도를 보입니다.</w:t>
+        <w:t>같은 도메인(제조 설비)의 문장끼리 코사인 유사도가 높게 나타납니다. 전혀 다른 주제의 문장은 0.3~0.5 수준을 보입니다.</w:t>
       </w:r>
     </w:p>
-    <w:p/>
     <w:p>
       <w:pPr>
-        <w:spacing w:before="240" w:after="80"/>
+        <w:spacing w:before="280" w:after="80"/>
       </w:pPr>
       <w:r>
         <w:rPr>
           <w:rFonts w:ascii="맑은 고딕" w:hAnsi="맑은 고딕"/>
           <w:b/>
           <w:color w:val="1A73E8"/>
-          <w:sz w:val="32"/>
+          <w:sz w:val="34"/>
           <w:rFonts w:eastAsia="맑은 고딕"/>
         </w:rPr>
         <w:t>📒 노트북 02 — ChromaDB + RAG</w:t>
@@ -333,18 +275,18 @@
           <w:sz w:val="16"/>
           <w:rFonts w:eastAsia="맑은 고딕"/>
         </w:rPr>
-        <w:t>────────────────────────────────────────────────────────────</w:t>
+        <w:t>──────────────────────────────────────────────────────────</w:t>
       </w:r>
     </w:p>
     <w:p>
       <w:pPr>
-        <w:spacing w:before="240" w:after="80"/>
+        <w:spacing w:before="200" w:after="60"/>
       </w:pPr>
       <w:r>
         <w:rPr>
           <w:rFonts w:ascii="맑은 고딕" w:hAnsi="맑은 고딕"/>
           <w:b/>
-          <w:color w:val="34A853"/>
+          <w:color w:val="0D652D"/>
           <w:sz w:val="26"/>
           <w:rFonts w:eastAsia="맑은 고딕"/>
         </w:rPr>
@@ -353,88 +295,54 @@
     </w:p>
     <w:p>
       <w:pPr>
-        <w:spacing w:before="120" w:after="40"/>
-      </w:pPr>
-      <w:r>
-        <w:rPr>
-          <w:rFonts w:ascii="맑은 고딕" w:hAnsi="맑은 고딕"/>
-          <w:b/>
-          <w:color w:val="1976D2"/>
-          <w:sz w:val="22"/>
-          <w:rFonts w:eastAsia="맑은 고딕"/>
-        </w:rPr>
-        <w:t>▶ 모범 코드</w:t>
-      </w:r>
-    </w:p>
-    <w:p>
-      <w:pPr>
-        <w:spacing w:before="40" w:after="120"/>
-        <w:ind w:left="283"/>
-        <w:shd w:val="clear" w:color="auto" w:fill="F3F4F6"/>
+        <w:spacing w:before="40" w:after="80"/>
+        <w:ind w:left="227"/>
+        <w:shd w:val="clear" w:color="auto" w:fill="F1F3F4"/>
       </w:pPr>
       <w:r>
         <w:rPr>
           <w:rFonts w:ascii="Courier New" w:hAnsi="Courier New"/>
-          <w:sz w:val="19"/>
+          <w:sz w:val="18"/>
         </w:rPr>
         <w:t>results = collection.query(</w:t>
         <w:br/>
         <w:t xml:space="preserve">    query_texts=[query],</w:t>
         <w:br/>
-        <w:t xml:space="preserve">    n_results=5   # 3 → 5로 변경</w:t>
+        <w:t xml:space="preserve">    n_results=5   # 3 → 5</w:t>
         <w:br/>
         <w:t>)</w:t>
         <w:br/>
         <w:t>print(f'반환 문서 수: {len(results["documents"][0])}')</w:t>
-        <w:br/>
-        <w:t>for i, doc in enumerate(results['documents'][0]):</w:t>
-        <w:br/>
-        <w:t xml:space="preserve">    print(f'[{i+1}] {doc[:80]}...')</w:t>
       </w:r>
     </w:p>
     <w:p>
       <w:pPr>
-        <w:spacing w:before="120" w:after="40"/>
+        <w:spacing w:before="0" w:after="120"/>
+        <w:ind w:left="227"/>
+        <w:shd w:val="clear" w:color="auto" w:fill="1E1E2E"/>
       </w:pPr>
       <w:r>
         <w:rPr>
-          <w:rFonts w:ascii="맑은 고딕" w:hAnsi="맑은 고딕"/>
-          <w:b/>
-          <w:color w:val="0D652D"/>
-          <w:sz w:val="22"/>
-          <w:rFonts w:eastAsia="맑은 고딕"/>
+          <w:rFonts w:ascii="Courier New" w:hAnsi="Courier New"/>
+          <w:color w:val="A8FFA8"/>
+          <w:sz w:val="18"/>
         </w:rPr>
-        <w:t>▶ 예상 출력</w:t>
+        <w:t>반환 문서 수: 5</w:t>
+        <w:br/>
+        <w:t>[1] 설비 이상 발생 시 즉시 운전을 중지하고...</w:t>
+        <w:br/>
+        <w:t>[2] 진동 수치가 기준치의 150% 초과 시...</w:t>
+        <w:br/>
+        <w:t>[3] 베어링 교체 주기: 2,000시간...</w:t>
+        <w:br/>
+        <w:t>[4] 오일 교체 및 필터 청소 주기...</w:t>
+        <w:br/>
+        <w:t>[5] 월별 정기 점검 체크리스트...</w:t>
       </w:r>
     </w:p>
     <w:p>
       <w:pPr>
-        <w:spacing w:before="40" w:after="160"/>
-        <w:ind w:left="283"/>
-        <w:shd w:val="clear" w:color="auto" w:fill="EBF3FF"/>
-      </w:pPr>
-      <w:r>
-        <w:rPr>
-          <w:rFonts w:ascii="Courier New" w:hAnsi="Courier New"/>
-          <w:color w:val="004499"/>
-          <w:sz w:val="19"/>
-        </w:rPr>
-        <w:t>▶ 출력 결과:</w:t>
-        <w:br/>
-        <w:t>반환 문서 수: 5</w:t>
-        <w:br/>
-        <w:t>[1] 설비 이상 발생 시 즉시 운전을 중지하고 관리자에게...</w:t>
-        <w:br/>
-        <w:t>[2] 진동 수치가 기준치의 150% 초과 시 알람이 발생하며...</w:t>
-        <w:br/>
-        <w:t>...</w:t>
-        <w:br/>
-        <w:t>[5] 월별 정기 점검 항목: 오일 교체, 필터 청소, 토크 확인...</w:t>
-      </w:r>
-    </w:p>
-    <w:p>
-      <w:pPr>
-        <w:spacing w:before="0" w:after="200"/>
+        <w:spacing w:after="200"/>
         <w:ind w:left="170"/>
       </w:pPr>
       <w:r>
@@ -455,405 +363,9 @@
           <w:sz w:val="20"/>
           <w:rFonts w:eastAsia="맑은 고딕"/>
         </w:rPr>
-        <w:t>`n_results`는 벡터 검색에서 반환할 최근접 이웃 수입니다. 많이 반환할수록 더 많은 컨텍스트를 LLM에 제공하지만, 토큰 비용이 늘어납니다.</w:t>
+        <w:t>n_results가 많을수록 LLM이 더 많은 컨텍스트를 참고할 수 있지만, 관련 없는 문서도 포함될 수 있고 토큰 비용이 늘어납니다.</w:t>
       </w:r>
     </w:p>
-    <w:p/>
-    <w:p>
-      <w:pPr>
-        <w:spacing w:before="240" w:after="80"/>
-      </w:pPr>
-      <w:r>
-        <w:rPr>
-          <w:rFonts w:ascii="맑은 고딕" w:hAnsi="맑은 고딕"/>
-          <w:b/>
-          <w:color w:val="34A853"/>
-          <w:sz w:val="26"/>
-          <w:rFonts w:eastAsia="맑은 고딕"/>
-        </w:rPr>
-        <w:t>과제 B (필수) — 다른 쿼리 2개로 검색</w:t>
-      </w:r>
-    </w:p>
-    <w:p>
-      <w:pPr>
-        <w:spacing w:before="120" w:after="40"/>
-      </w:pPr>
-      <w:r>
-        <w:rPr>
-          <w:rFonts w:ascii="맑은 고딕" w:hAnsi="맑은 고딕"/>
-          <w:b/>
-          <w:color w:val="1976D2"/>
-          <w:sz w:val="22"/>
-          <w:rFonts w:eastAsia="맑은 고딕"/>
-        </w:rPr>
-        <w:t>▶ 모범 코드</w:t>
-      </w:r>
-    </w:p>
-    <w:p>
-      <w:pPr>
-        <w:spacing w:before="40" w:after="120"/>
-        <w:ind w:left="283"/>
-        <w:shd w:val="clear" w:color="auto" w:fill="F3F4F6"/>
-      </w:pPr>
-      <w:r>
-        <w:rPr>
-          <w:rFonts w:ascii="Courier New" w:hAnsi="Courier New"/>
-          <w:sz w:val="19"/>
-        </w:rPr>
-        <w:t>queries = ['베어링 교체 주기', '품질 불량 원인 분석']</w:t>
-        <w:br/>
-        <w:t>for q in queries:</w:t>
-        <w:br/>
-        <w:t xml:space="preserve">    results = collection.query(query_texts=[q], n_results=3)</w:t>
-        <w:br/>
-        <w:t xml:space="preserve">    print(f'\n쿼리: {q}')</w:t>
-        <w:br/>
-        <w:t xml:space="preserve">    for doc in results['documents'][0]:</w:t>
-        <w:br/>
-        <w:t xml:space="preserve">        print(f'  - {doc[:60]}...')</w:t>
-      </w:r>
-    </w:p>
-    <w:p>
-      <w:pPr>
-        <w:spacing w:before="120" w:after="40"/>
-      </w:pPr>
-      <w:r>
-        <w:rPr>
-          <w:rFonts w:ascii="맑은 고딕" w:hAnsi="맑은 고딕"/>
-          <w:b/>
-          <w:color w:val="0D652D"/>
-          <w:sz w:val="22"/>
-          <w:rFonts w:eastAsia="맑은 고딕"/>
-        </w:rPr>
-        <w:t>▶ 예상 출력</w:t>
-      </w:r>
-    </w:p>
-    <w:p>
-      <w:pPr>
-        <w:spacing w:before="40" w:after="160"/>
-        <w:ind w:left="283"/>
-        <w:shd w:val="clear" w:color="auto" w:fill="EBF3FF"/>
-      </w:pPr>
-      <w:r>
-        <w:rPr>
-          <w:rFonts w:ascii="Courier New" w:hAnsi="Courier New"/>
-          <w:color w:val="004499"/>
-          <w:sz w:val="19"/>
-        </w:rPr>
-        <w:t>▶ 출력 결과:</w:t>
-        <w:br/>
-        <w:t>쿼리: 베어링 교체 주기</w:t>
-        <w:br/>
-        <w:t xml:space="preserve">  - 베어링 교체는 가동 시간 2,000시간 또는 이상 진동 감...</w:t>
-        <w:br/>
-        <w:t xml:space="preserve">  - 윤활유 점검 주기: 500시간마다 교체 권장...</w:t>
-        <w:br/>
-        <w:t xml:space="preserve">  - 고속 회전 설비의 경우 6개월마다 정기 점검...</w:t>
-        <w:br/>
-        <w:br/>
-        <w:t>쿼리: 품질 불량 원인 분석</w:t>
-        <w:br/>
-        <w:t xml:space="preserve">  - 불량 발생 원인 5M: Man, Machine, Material,...</w:t>
-        <w:br/>
-        <w:t xml:space="preserve">  - 공정 변수 이상 시 품질 저하 패턴 분석 절차...</w:t>
-      </w:r>
-    </w:p>
-    <w:p>
-      <w:pPr>
-        <w:spacing w:before="0" w:after="200"/>
-        <w:ind w:left="170"/>
-      </w:pPr>
-      <w:r>
-        <w:rPr>
-          <w:rFonts w:ascii="맑은 고딕" w:hAnsi="맑은 고딕"/>
-          <w:b/>
-          <w:color w:val="E67900"/>
-          <w:sz w:val="20"/>
-          <w:rFonts w:eastAsia="맑은 고딕"/>
-        </w:rPr>
-        <w:t xml:space="preserve">💡 해설: </w:t>
-      </w:r>
-      <w:r>
-        <w:rPr>
-          <w:rFonts w:ascii="맑은 고딕" w:hAnsi="맑은 고딕"/>
-          <w:b w:val="0"/>
-          <w:color w:val="444444"/>
-          <w:sz w:val="20"/>
-          <w:rFonts w:eastAsia="맑은 고딕"/>
-        </w:rPr>
-        <w:t>쿼리가 달라지면 다른 문서가 검색됩니다. 벡터 DB는 의미 기반으로 검색하므로 유사한 의미의 문서를 반환합니다.</w:t>
-      </w:r>
-    </w:p>
-    <w:p/>
-    <w:p>
-      <w:pPr>
-        <w:spacing w:before="240" w:after="80"/>
-      </w:pPr>
-      <w:r>
-        <w:rPr>
-          <w:rFonts w:ascii="맑은 고딕" w:hAnsi="맑은 고딕"/>
-          <w:b/>
-          <w:color w:val="1A73E8"/>
-          <w:sz w:val="32"/>
-          <w:rFonts w:eastAsia="맑은 고딕"/>
-        </w:rPr>
-        <w:t>📒 노트북 03 — 제조 챗봇</w:t>
-      </w:r>
-    </w:p>
-    <w:p>
-      <w:pPr>
-        <w:spacing w:before="80" w:after="80"/>
-      </w:pPr>
-      <w:r>
-        <w:rPr>
-          <w:rFonts w:ascii="맑은 고딕" w:hAnsi="맑은 고딕"/>
-          <w:b w:val="0"/>
-          <w:color w:val="CCCCCC"/>
-          <w:sz w:val="16"/>
-          <w:rFonts w:eastAsia="맑은 고딕"/>
-        </w:rPr>
-        <w:t>────────────────────────────────────────────────────────────</w:t>
-      </w:r>
-    </w:p>
-    <w:p>
-      <w:pPr>
-        <w:spacing w:before="240" w:after="80"/>
-      </w:pPr>
-      <w:r>
-        <w:rPr>
-          <w:rFonts w:ascii="맑은 고딕" w:hAnsi="맑은 고딕"/>
-          <w:b/>
-          <w:color w:val="34A853"/>
-          <w:sz w:val="26"/>
-          <w:rFonts w:eastAsia="맑은 고딕"/>
-        </w:rPr>
-        <w:t>과제 A (필수) — 다른 질문으로 챗봇 테스트</w:t>
-      </w:r>
-    </w:p>
-    <w:p>
-      <w:pPr>
-        <w:spacing w:before="120" w:after="40"/>
-      </w:pPr>
-      <w:r>
-        <w:rPr>
-          <w:rFonts w:ascii="맑은 고딕" w:hAnsi="맑은 고딕"/>
-          <w:b/>
-          <w:color w:val="1976D2"/>
-          <w:sz w:val="22"/>
-          <w:rFonts w:eastAsia="맑은 고딕"/>
-        </w:rPr>
-        <w:t>▶ 모범 코드</w:t>
-      </w:r>
-    </w:p>
-    <w:p>
-      <w:pPr>
-        <w:spacing w:before="40" w:after="120"/>
-        <w:ind w:left="283"/>
-        <w:shd w:val="clear" w:color="auto" w:fill="F3F4F6"/>
-      </w:pPr>
-      <w:r>
-        <w:rPr>
-          <w:rFonts w:ascii="Courier New" w:hAnsi="Courier New"/>
-          <w:sz w:val="19"/>
-        </w:rPr>
-        <w:t>question = '베어링 수명이 다했을 때 어떤 증상이 나타나나요?'</w:t>
-        <w:br/>
-        <w:t>context_docs = retriever.get_relevant_documents(question)</w:t>
-        <w:br/>
-        <w:t>response = chain.run({'question': question, 'context': context_docs})</w:t>
-        <w:br/>
-        <w:t>print(response)</w:t>
-      </w:r>
-    </w:p>
-    <w:p>
-      <w:pPr>
-        <w:spacing w:before="120" w:after="40"/>
-      </w:pPr>
-      <w:r>
-        <w:rPr>
-          <w:rFonts w:ascii="맑은 고딕" w:hAnsi="맑은 고딕"/>
-          <w:b/>
-          <w:color w:val="0D652D"/>
-          <w:sz w:val="22"/>
-          <w:rFonts w:eastAsia="맑은 고딕"/>
-        </w:rPr>
-        <w:t>▶ 예상 출력</w:t>
-      </w:r>
-    </w:p>
-    <w:p>
-      <w:pPr>
-        <w:spacing w:before="40" w:after="160"/>
-        <w:ind w:left="283"/>
-        <w:shd w:val="clear" w:color="auto" w:fill="EBF3FF"/>
-      </w:pPr>
-      <w:r>
-        <w:rPr>
-          <w:rFonts w:ascii="Courier New" w:hAnsi="Courier New"/>
-          <w:color w:val="004499"/>
-          <w:sz w:val="19"/>
-        </w:rPr>
-        <w:t>▶ 출력 결과:</w:t>
-        <w:br/>
-        <w:t>베어링 수명이 다하면 다음 증상이 나타납니다:</w:t>
-        <w:br/>
-        <w:t>1. 진동 수치 증가 (정상 대비 150% 이상)</w:t>
-        <w:br/>
-        <w:t>2. 운전 소음 증가 (그라인딩 또는 클릭 소리)</w:t>
-        <w:br/>
-        <w:t>3. 온도 상승 (베어링 부위 국부 발열)</w:t>
-        <w:br/>
-        <w:t>4. RPM 불안정 (부하 증가로 인한 속도 변동)</w:t>
-        <w:br/>
-        <w:br/>
-        <w:t>이 중 2가지 이상 발생 시 즉시 교체를 권장합니다.</w:t>
-      </w:r>
-    </w:p>
-    <w:p>
-      <w:pPr>
-        <w:spacing w:before="0" w:after="200"/>
-        <w:ind w:left="170"/>
-      </w:pPr>
-      <w:r>
-        <w:rPr>
-          <w:rFonts w:ascii="맑은 고딕" w:hAnsi="맑은 고딕"/>
-          <w:b/>
-          <w:color w:val="E67900"/>
-          <w:sz w:val="20"/>
-          <w:rFonts w:eastAsia="맑은 고딕"/>
-        </w:rPr>
-        <w:t xml:space="preserve">💡 해설: </w:t>
-      </w:r>
-      <w:r>
-        <w:rPr>
-          <w:rFonts w:ascii="맑은 고딕" w:hAnsi="맑은 고딕"/>
-          <w:b w:val="0"/>
-          <w:color w:val="444444"/>
-          <w:sz w:val="20"/>
-          <w:rFonts w:eastAsia="맑은 고딕"/>
-        </w:rPr>
-        <w:t>RAG 시스템은 질문과 관련된 문서를 검색한 후 LLM에 제공합니다. LLM은 해당 컨텍스트 내에서 답변을 생성하므로 할루시네이션이 줄어듭니다.</w:t>
-      </w:r>
-    </w:p>
-    <w:p/>
-    <w:p>
-      <w:pPr>
-        <w:spacing w:before="240" w:after="80"/>
-      </w:pPr>
-      <w:r>
-        <w:rPr>
-          <w:rFonts w:ascii="맑은 고딕" w:hAnsi="맑은 고딕"/>
-          <w:b/>
-          <w:color w:val="34A853"/>
-          <w:sz w:val="26"/>
-          <w:rFonts w:eastAsia="맑은 고딕"/>
-        </w:rPr>
-        <w:t>과제 B (필수) — 검색된 문서 수 vs 답변 품질</w:t>
-      </w:r>
-    </w:p>
-    <w:p>
-      <w:pPr>
-        <w:spacing w:before="120" w:after="40"/>
-      </w:pPr>
-      <w:r>
-        <w:rPr>
-          <w:rFonts w:ascii="맑은 고딕" w:hAnsi="맑은 고딕"/>
-          <w:b/>
-          <w:color w:val="1976D2"/>
-          <w:sz w:val="22"/>
-          <w:rFonts w:eastAsia="맑은 고딕"/>
-        </w:rPr>
-        <w:t>▶ 모범 코드</w:t>
-      </w:r>
-    </w:p>
-    <w:p>
-      <w:pPr>
-        <w:spacing w:before="40" w:after="120"/>
-        <w:ind w:left="283"/>
-        <w:shd w:val="clear" w:color="auto" w:fill="F3F4F6"/>
-      </w:pPr>
-      <w:r>
-        <w:rPr>
-          <w:rFonts w:ascii="Courier New" w:hAnsi="Courier New"/>
-          <w:sz w:val="19"/>
-        </w:rPr>
-        <w:t>question = '예방정비 절차를 알려주세요'</w:t>
-        <w:br/>
-        <w:t>for k in [1, 3, 5]:</w:t>
-        <w:br/>
-        <w:t xml:space="preserve">    docs = collection.query(query_texts=[question], n_results=k)</w:t>
-        <w:br/>
-        <w:t xml:space="preserve">    context = '\n'.join(docs['documents'][0])</w:t>
-        <w:br/>
-        <w:t xml:space="preserve">    response = llm(f'컨텍스트: {context}\n질문: {question}')</w:t>
-        <w:br/>
-        <w:t xml:space="preserve">    print(f'n_results={k}: 답변 길이 = {len(response)}자')</w:t>
-      </w:r>
-    </w:p>
-    <w:p>
-      <w:pPr>
-        <w:spacing w:before="120" w:after="40"/>
-      </w:pPr>
-      <w:r>
-        <w:rPr>
-          <w:rFonts w:ascii="맑은 고딕" w:hAnsi="맑은 고딕"/>
-          <w:b/>
-          <w:color w:val="0D652D"/>
-          <w:sz w:val="22"/>
-          <w:rFonts w:eastAsia="맑은 고딕"/>
-        </w:rPr>
-        <w:t>▶ 예상 출력</w:t>
-      </w:r>
-    </w:p>
-    <w:p>
-      <w:pPr>
-        <w:spacing w:before="40" w:after="160"/>
-        <w:ind w:left="283"/>
-        <w:shd w:val="clear" w:color="auto" w:fill="EBF3FF"/>
-      </w:pPr>
-      <w:r>
-        <w:rPr>
-          <w:rFonts w:ascii="Courier New" w:hAnsi="Courier New"/>
-          <w:color w:val="004499"/>
-          <w:sz w:val="19"/>
-        </w:rPr>
-        <w:t>▶ 출력 결과:</w:t>
-        <w:br/>
-        <w:t>n_results=1: 답변 길이 = 87자</w:t>
-        <w:br/>
-        <w:t>n_results=3: 답변 길이 = 234자</w:t>
-        <w:br/>
-        <w:t>n_results=5: 답변 길이 = 341자</w:t>
-        <w:br/>
-        <w:t>→ 컨텍스트가 많을수록 더 풍부한 답변 생성</w:t>
-      </w:r>
-    </w:p>
-    <w:p>
-      <w:pPr>
-        <w:spacing w:before="0" w:after="200"/>
-        <w:ind w:left="170"/>
-      </w:pPr>
-      <w:r>
-        <w:rPr>
-          <w:rFonts w:ascii="맑은 고딕" w:hAnsi="맑은 고딕"/>
-          <w:b/>
-          <w:color w:val="E67900"/>
-          <w:sz w:val="20"/>
-          <w:rFonts w:eastAsia="맑은 고딕"/>
-        </w:rPr>
-        <w:t xml:space="preserve">💡 해설: </w:t>
-      </w:r>
-      <w:r>
-        <w:rPr>
-          <w:rFonts w:ascii="맑은 고딕" w:hAnsi="맑은 고딕"/>
-          <w:b w:val="0"/>
-          <w:color w:val="444444"/>
-          <w:sz w:val="20"/>
-          <w:rFonts w:eastAsia="맑은 고딕"/>
-        </w:rPr>
-        <w:t>검색 문서 수(n_results)가 많을수록 LLM이 더 많은 정보를 참고하여 답변합니다. 단, 너무 많으면 관련 없는 정보도 포함될 수 있어 품질이 오히려 낮아질 수 있습니다.</w:t>
-      </w:r>
-    </w:p>
-    <w:p/>
     <w:sectPr>
       <w:pgSz w:w="12240" w:h="15840"/>
       <w:pgMar w:top="1134" w:right="1417" w:bottom="1134" w:left="1417" w:header="720" w:footer="720" w:gutter="0"/>
